--- a/architecture-research/stage-03-financial-modeling/stage_03_technical_stack.docx
+++ b/architecture-research/stage-03-financial-modeling/stage_03_technical_stack.docx
@@ -26,7 +26,7 @@
           <w:sz w:val="22"/>
           <w:szCs w:val="22"/>
         </w:rPr>
-        <w:t xml:space="preserve">Financial Modeling &amp; Computational Engine</w:t>
+        <w:t xml:space="preserve">Financial Modeling &amp; Computational Engine (v1.1)</w:t>
       </w:r>
     </w:p>
     <w:p>
@@ -42,7 +42,7 @@
           <w:sz w:val="18"/>
           <w:szCs w:val="18"/>
         </w:rPr>
-        <w:t xml:space="preserve">DecisionTwin — HackPSU Fall 2026 (FNB Challenge · Nittany AI Challenge) · Architecture research deliverable · 2026-10-24</w:t>
+        <w:t xml:space="preserve">DecisionTwin — HackPSU Fall 2026 (FNB Challenge · Nittany AI Challenge) · Architecture v1.1 (post-audit) · 2026-10-24</w:t>
       </w:r>
     </w:p>
     <w:p>
@@ -51,6 +51,622 @@
         <w:spacing w:after="160" w:before="360"/>
       </w:pPr>
       <w:r>
+        <w:t xml:space="preserve">0. Version 1.1 audit revision</w:t>
+      </w:r>
+    </w:p>
+    <w:p>
+      <w:pPr>
+        <w:spacing w:after="120"/>
+      </w:pPr>
+      <w:r>
+        <w:t xml:space="preserve">This specification was revised after the six-stage architecture audit of 2026-10-24 (review: reviews/stage_03_review.md; authoritative schemas: supervisor/api_and_data_contracts.md v1.1). The table lists what changed and why; the sections below reflect v1.1.</w:t>
+      </w:r>
+    </w:p>
+    <w:tbl>
+      <w:tblPr>
+        <w:tblW w:type="dxa" w:w="9360"/>
+        <w:tblBorders>
+          <w:top w:val="single" w:color="auto" w:sz="4"/>
+          <w:left w:val="single" w:color="auto" w:sz="4"/>
+          <w:bottom w:val="single" w:color="auto" w:sz="4"/>
+          <w:right w:val="single" w:color="auto" w:sz="4"/>
+          <w:insideH w:val="single" w:color="auto" w:sz="4"/>
+          <w:insideV w:val="single" w:color="auto" w:sz="4"/>
+        </w:tblBorders>
+      </w:tblPr>
+      <w:tblGrid>
+        <w:gridCol w:w="1300"/>
+        <w:gridCol w:w="4200"/>
+        <w:gridCol w:w="3860"/>
+      </w:tblGrid>
+      <w:tr>
+        <w:trPr>
+          <w:tblHeader/>
+        </w:trPr>
+        <w:tc>
+          <w:tcPr>
+            <w:tcW w:type="dxa" w:w="1300"/>
+            <w:tcBorders>
+              <w:top w:val="single" w:color="BFBFBF" w:sz="4"/>
+              <w:left w:val="single" w:color="BFBFBF" w:sz="4"/>
+              <w:bottom w:val="single" w:color="BFBFBF" w:sz="4"/>
+              <w:right w:val="single" w:color="BFBFBF" w:sz="4"/>
+            </w:tcBorders>
+            <w:shd w:fill="DCE6F1" w:color="auto" w:val="clear"/>
+            <w:tcMar>
+              <w:top w:type="dxa" w:w="60"/>
+              <w:left w:type="dxa" w:w="100"/>
+              <w:bottom w:type="dxa" w:w="60"/>
+              <w:right w:type="dxa" w:w="100"/>
+            </w:tcMar>
+          </w:tcPr>
+          <w:p>
+            <w:pPr>
+              <w:spacing w:after="0"/>
+            </w:pPr>
+            <w:r>
+              <w:rPr>
+                <w:b/>
+                <w:bCs/>
+                <w:sz w:val="19"/>
+                <w:szCs w:val="19"/>
+              </w:rPr>
+              <w:t xml:space="preserve">Change</w:t>
+            </w:r>
+          </w:p>
+        </w:tc>
+        <w:tc>
+          <w:tcPr>
+            <w:tcW w:type="dxa" w:w="4200"/>
+            <w:tcBorders>
+              <w:top w:val="single" w:color="BFBFBF" w:sz="4"/>
+              <w:left w:val="single" w:color="BFBFBF" w:sz="4"/>
+              <w:bottom w:val="single" w:color="BFBFBF" w:sz="4"/>
+              <w:right w:val="single" w:color="BFBFBF" w:sz="4"/>
+            </w:tcBorders>
+            <w:shd w:fill="DCE6F1" w:color="auto" w:val="clear"/>
+            <w:tcMar>
+              <w:top w:type="dxa" w:w="60"/>
+              <w:left w:type="dxa" w:w="100"/>
+              <w:bottom w:type="dxa" w:w="60"/>
+              <w:right w:type="dxa" w:w="100"/>
+            </w:tcMar>
+          </w:tcPr>
+          <w:p>
+            <w:pPr>
+              <w:spacing w:after="0"/>
+            </w:pPr>
+            <w:r>
+              <w:rPr>
+                <w:b/>
+                <w:bCs/>
+                <w:sz w:val="19"/>
+                <w:szCs w:val="19"/>
+              </w:rPr>
+              <w:t xml:space="preserve">What changed</w:t>
+            </w:r>
+          </w:p>
+        </w:tc>
+        <w:tc>
+          <w:tcPr>
+            <w:tcW w:type="dxa" w:w="3860"/>
+            <w:tcBorders>
+              <w:top w:val="single" w:color="BFBFBF" w:sz="4"/>
+              <w:left w:val="single" w:color="BFBFBF" w:sz="4"/>
+              <w:bottom w:val="single" w:color="BFBFBF" w:sz="4"/>
+              <w:right w:val="single" w:color="BFBFBF" w:sz="4"/>
+            </w:tcBorders>
+            <w:shd w:fill="DCE6F1" w:color="auto" w:val="clear"/>
+            <w:tcMar>
+              <w:top w:type="dxa" w:w="60"/>
+              <w:left w:type="dxa" w:w="100"/>
+              <w:bottom w:type="dxa" w:w="60"/>
+              <w:right w:type="dxa" w:w="100"/>
+            </w:tcMar>
+          </w:tcPr>
+          <w:p>
+            <w:pPr>
+              <w:spacing w:after="0"/>
+            </w:pPr>
+            <w:r>
+              <w:rPr>
+                <w:b/>
+                <w:bCs/>
+                <w:sz w:val="19"/>
+                <w:szCs w:val="19"/>
+              </w:rPr>
+              <w:t xml:space="preserve">Why</w:t>
+            </w:r>
+          </w:p>
+        </w:tc>
+      </w:tr>
+      <w:tr>
+        <w:tc>
+          <w:tcPr>
+            <w:tcW w:type="dxa" w:w="1300"/>
+            <w:tcBorders>
+              <w:top w:val="single" w:color="BFBFBF" w:sz="4"/>
+              <w:left w:val="single" w:color="BFBFBF" w:sz="4"/>
+              <w:bottom w:val="single" w:color="BFBFBF" w:sz="4"/>
+              <w:right w:val="single" w:color="BFBFBF" w:sz="4"/>
+            </w:tcBorders>
+            <w:tcMar>
+              <w:top w:type="dxa" w:w="60"/>
+              <w:left w:type="dxa" w:w="100"/>
+              <w:bottom w:type="dxa" w:w="60"/>
+              <w:right w:type="dxa" w:w="100"/>
+            </w:tcMar>
+          </w:tcPr>
+          <w:p>
+            <w:pPr>
+              <w:spacing w:after="0"/>
+            </w:pPr>
+            <w:r>
+              <w:rPr>
+                <w:b w:val="false"/>
+                <w:bCs w:val="false"/>
+                <w:sz w:val="19"/>
+                <w:szCs w:val="19"/>
+              </w:rPr>
+              <w:t xml:space="preserve">CH-01</w:t>
+            </w:r>
+          </w:p>
+        </w:tc>
+        <w:tc>
+          <w:tcPr>
+            <w:tcW w:type="dxa" w:w="4200"/>
+            <w:tcBorders>
+              <w:top w:val="single" w:color="BFBFBF" w:sz="4"/>
+              <w:left w:val="single" w:color="BFBFBF" w:sz="4"/>
+              <w:bottom w:val="single" w:color="BFBFBF" w:sz="4"/>
+              <w:right w:val="single" w:color="BFBFBF" w:sz="4"/>
+            </w:tcBorders>
+            <w:tcMar>
+              <w:top w:type="dxa" w:w="60"/>
+              <w:left w:type="dxa" w:w="100"/>
+              <w:bottom w:type="dxa" w:w="60"/>
+              <w:right w:type="dxa" w:w="100"/>
+            </w:tcMar>
+          </w:tcPr>
+          <w:p>
+            <w:pPr>
+              <w:spacing w:after="0"/>
+            </w:pPr>
+            <w:r>
+              <w:rPr>
+                <w:b w:val="false"/>
+                <w:bCs w:val="false"/>
+                <w:sz w:val="19"/>
+                <w:szCs w:val="19"/>
+              </w:rPr>
+              <w:t xml:space="preserve">F00 resolves the principal; F01 computes the payment on the principal and compares it with the disclosed payment</w:t>
+            </w:r>
+          </w:p>
+        </w:tc>
+        <w:tc>
+          <w:tcPr>
+            <w:tcW w:type="dxa" w:w="3860"/>
+            <w:tcBorders>
+              <w:top w:val="single" w:color="BFBFBF" w:sz="4"/>
+              <w:left w:val="single" w:color="BFBFBF" w:sz="4"/>
+              <w:bottom w:val="single" w:color="BFBFBF" w:sz="4"/>
+              <w:right w:val="single" w:color="BFBFBF" w:sz="4"/>
+            </w:tcBorders>
+            <w:tcMar>
+              <w:top w:type="dxa" w:w="60"/>
+              <w:left w:type="dxa" w:w="100"/>
+              <w:bottom w:type="dxa" w:w="60"/>
+              <w:right w:type="dxa" w:w="100"/>
+            </w:tcMar>
+          </w:tcPr>
+          <w:p>
+            <w:pPr>
+              <w:spacing w:after="0"/>
+            </w:pPr>
+            <w:r>
+              <w:rPr>
+                <w:b w:val="false"/>
+                <w:bCs w:val="false"/>
+                <w:sz w:val="19"/>
+                <w:szCs w:val="19"/>
+              </w:rPr>
+              <w:t xml:space="preserve">v1.0 computed on amount financed: −$9.38/month and −$562.68 total for $500 of financed fees on $20,000 at 4.75%/60</w:t>
+            </w:r>
+          </w:p>
+        </w:tc>
+      </w:tr>
+      <w:tr>
+        <w:tc>
+          <w:tcPr>
+            <w:tcW w:type="dxa" w:w="1300"/>
+            <w:tcBorders>
+              <w:top w:val="single" w:color="BFBFBF" w:sz="4"/>
+              <w:left w:val="single" w:color="BFBFBF" w:sz="4"/>
+              <w:bottom w:val="single" w:color="BFBFBF" w:sz="4"/>
+              <w:right w:val="single" w:color="BFBFBF" w:sz="4"/>
+            </w:tcBorders>
+            <w:tcMar>
+              <w:top w:type="dxa" w:w="60"/>
+              <w:left w:type="dxa" w:w="100"/>
+              <w:bottom w:type="dxa" w:w="60"/>
+              <w:right w:type="dxa" w:w="100"/>
+            </w:tcMar>
+          </w:tcPr>
+          <w:p>
+            <w:pPr>
+              <w:spacing w:after="0"/>
+            </w:pPr>
+            <w:r>
+              <w:rPr>
+                <w:b w:val="false"/>
+                <w:bCs w:val="false"/>
+                <w:sz w:val="19"/>
+                <w:szCs w:val="19"/>
+              </w:rPr>
+              <w:t xml:space="preserve">CH-02</w:t>
+            </w:r>
+          </w:p>
+        </w:tc>
+        <w:tc>
+          <w:tcPr>
+            <w:tcW w:type="dxa" w:w="4200"/>
+            <w:tcBorders>
+              <w:top w:val="single" w:color="BFBFBF" w:sz="4"/>
+              <w:left w:val="single" w:color="BFBFBF" w:sz="4"/>
+              <w:bottom w:val="single" w:color="BFBFBF" w:sz="4"/>
+              <w:right w:val="single" w:color="BFBFBF" w:sz="4"/>
+            </w:tcBorders>
+            <w:tcMar>
+              <w:top w:type="dxa" w:w="60"/>
+              <w:left w:type="dxa" w:w="100"/>
+              <w:bottom w:type="dxa" w:w="60"/>
+              <w:right w:type="dxa" w:w="100"/>
+            </w:tcMar>
+          </w:tcPr>
+          <w:p>
+            <w:pPr>
+              <w:spacing w:after="0"/>
+            </w:pPr>
+            <w:r>
+              <w:rPr>
+                <w:b w:val="false"/>
+                <w:bCs w:val="false"/>
+                <w:sz w:val="19"/>
+                <w:szCs w:val="19"/>
+              </w:rPr>
+              <w:t xml:space="preserve">F05 solves APR on amount financed</w:t>
+            </w:r>
+          </w:p>
+        </w:tc>
+        <w:tc>
+          <w:tcPr>
+            <w:tcW w:type="dxa" w:w="3860"/>
+            <w:tcBorders>
+              <w:top w:val="single" w:color="BFBFBF" w:sz="4"/>
+              <w:left w:val="single" w:color="BFBFBF" w:sz="4"/>
+              <w:bottom w:val="single" w:color="BFBFBF" w:sz="4"/>
+              <w:right w:val="single" w:color="BFBFBF" w:sz="4"/>
+            </w:tcBorders>
+            <w:tcMar>
+              <w:top w:type="dxa" w:w="60"/>
+              <w:left w:type="dxa" w:w="100"/>
+              <w:bottom w:type="dxa" w:w="60"/>
+              <w:right w:type="dxa" w:w="100"/>
+            </w:tcMar>
+          </w:tcPr>
+          <w:p>
+            <w:pPr>
+              <w:spacing w:after="0"/>
+            </w:pPr>
+            <w:r>
+              <w:rPr>
+                <w:b w:val="false"/>
+                <w:bCs w:val="false"/>
+                <w:sz w:val="19"/>
+                <w:szCs w:val="19"/>
+              </w:rPr>
+              <w:t xml:space="preserve">v1.0 subtracted prepaid charges twice (6.879% instead of 5.796%)</w:t>
+            </w:r>
+          </w:p>
+        </w:tc>
+      </w:tr>
+      <w:tr>
+        <w:tc>
+          <w:tcPr>
+            <w:tcW w:type="dxa" w:w="1300"/>
+            <w:tcBorders>
+              <w:top w:val="single" w:color="BFBFBF" w:sz="4"/>
+              <w:left w:val="single" w:color="BFBFBF" w:sz="4"/>
+              <w:bottom w:val="single" w:color="BFBFBF" w:sz="4"/>
+              <w:right w:val="single" w:color="BFBFBF" w:sz="4"/>
+            </w:tcBorders>
+            <w:tcMar>
+              <w:top w:type="dxa" w:w="60"/>
+              <w:left w:type="dxa" w:w="100"/>
+              <w:bottom w:type="dxa" w:w="60"/>
+              <w:right w:type="dxa" w:w="100"/>
+            </w:tcMar>
+          </w:tcPr>
+          <w:p>
+            <w:pPr>
+              <w:spacing w:after="0"/>
+            </w:pPr>
+            <w:r>
+              <w:rPr>
+                <w:b w:val="false"/>
+                <w:bCs w:val="false"/>
+                <w:sz w:val="19"/>
+                <w:szCs w:val="19"/>
+              </w:rPr>
+              <w:t xml:space="preserve">CH-03, CH-19</w:t>
+            </w:r>
+          </w:p>
+        </w:tc>
+        <w:tc>
+          <w:tcPr>
+            <w:tcW w:type="dxa" w:w="4200"/>
+            <w:tcBorders>
+              <w:top w:val="single" w:color="BFBFBF" w:sz="4"/>
+              <w:left w:val="single" w:color="BFBFBF" w:sz="4"/>
+              <w:bottom w:val="single" w:color="BFBFBF" w:sz="4"/>
+              <w:right w:val="single" w:color="BFBFBF" w:sz="4"/>
+            </w:tcBorders>
+            <w:tcMar>
+              <w:top w:type="dxa" w:w="60"/>
+              <w:left w:type="dxa" w:w="100"/>
+              <w:bottom w:type="dxa" w:w="60"/>
+              <w:right w:type="dxa" w:w="100"/>
+            </w:tcMar>
+          </w:tcPr>
+          <w:p>
+            <w:pPr>
+              <w:spacing w:after="0"/>
+            </w:pPr>
+            <w:r>
+              <w:rPr>
+                <w:b w:val="false"/>
+                <w:bCs w:val="false"/>
+                <w:sz w:val="19"/>
+                <w:szCs w:val="19"/>
+              </w:rPr>
+              <w:t xml:space="preserve">F04 total paid through the deal uses trade-in equity with a breakdown; finance charge vs interest named separately</w:t>
+            </w:r>
+          </w:p>
+        </w:tc>
+        <w:tc>
+          <w:tcPr>
+            <w:tcW w:type="dxa" w:w="3860"/>
+            <w:tcBorders>
+              <w:top w:val="single" w:color="BFBFBF" w:sz="4"/>
+              <w:left w:val="single" w:color="BFBFBF" w:sz="4"/>
+              <w:bottom w:val="single" w:color="BFBFBF" w:sz="4"/>
+              <w:right w:val="single" w:color="BFBFBF" w:sz="4"/>
+            </w:tcBorders>
+            <w:tcMar>
+              <w:top w:type="dxa" w:w="60"/>
+              <w:left w:type="dxa" w:w="100"/>
+              <w:bottom w:type="dxa" w:w="60"/>
+              <w:right w:type="dxa" w:w="100"/>
+            </w:tcMar>
+          </w:tcPr>
+          <w:p>
+            <w:pPr>
+              <w:spacing w:after="0"/>
+            </w:pPr>
+            <w:r>
+              <w:rPr>
+                <w:b w:val="false"/>
+                <w:bCs w:val="false"/>
+                <w:sz w:val="19"/>
+                <w:szCs w:val="19"/>
+              </w:rPr>
+              <w:t xml:space="preserve">Gross trade value overstated cost by up to $8,000 in the test cases; "total interest" was really the finance charge</w:t>
+            </w:r>
+          </w:p>
+        </w:tc>
+      </w:tr>
+      <w:tr>
+        <w:tc>
+          <w:tcPr>
+            <w:tcW w:type="dxa" w:w="1300"/>
+            <w:tcBorders>
+              <w:top w:val="single" w:color="BFBFBF" w:sz="4"/>
+              <w:left w:val="single" w:color="BFBFBF" w:sz="4"/>
+              <w:bottom w:val="single" w:color="BFBFBF" w:sz="4"/>
+              <w:right w:val="single" w:color="BFBFBF" w:sz="4"/>
+            </w:tcBorders>
+            <w:tcMar>
+              <w:top w:type="dxa" w:w="60"/>
+              <w:left w:type="dxa" w:w="100"/>
+              <w:bottom w:type="dxa" w:w="60"/>
+              <w:right w:type="dxa" w:w="100"/>
+            </w:tcMar>
+          </w:tcPr>
+          <w:p>
+            <w:pPr>
+              <w:spacing w:after="0"/>
+            </w:pPr>
+            <w:r>
+              <w:rPr>
+                <w:b w:val="false"/>
+                <w:bCs w:val="false"/>
+                <w:sz w:val="19"/>
+                <w:szCs w:val="19"/>
+              </w:rPr>
+              <w:t xml:space="preserve">CH-04, CH-05</w:t>
+            </w:r>
+          </w:p>
+        </w:tc>
+        <w:tc>
+          <w:tcPr>
+            <w:tcW w:type="dxa" w:w="4200"/>
+            <w:tcBorders>
+              <w:top w:val="single" w:color="BFBFBF" w:sz="4"/>
+              <w:left w:val="single" w:color="BFBFBF" w:sz="4"/>
+              <w:bottom w:val="single" w:color="BFBFBF" w:sz="4"/>
+              <w:right w:val="single" w:color="BFBFBF" w:sz="4"/>
+            </w:tcBorders>
+            <w:tcMar>
+              <w:top w:type="dxa" w:w="60"/>
+              <w:left w:type="dxa" w:w="100"/>
+              <w:bottom w:type="dxa" w:w="60"/>
+              <w:right w:type="dxa" w:w="100"/>
+            </w:tcMar>
+          </w:tcPr>
+          <w:p>
+            <w:pPr>
+              <w:spacing w:after="0"/>
+            </w:pPr>
+            <w:r>
+              <w:rPr>
+                <w:b w:val="false"/>
+                <w:bCs w:val="false"/>
+                <w:sz w:val="19"/>
+                <w:szCs w:val="19"/>
+              </w:rPr>
+              <w:t xml:space="preserve">F13 savings after purchase; F14 incremental vehicle costs; debts paid off by the transaction removed</w:t>
+            </w:r>
+          </w:p>
+        </w:tc>
+        <w:tc>
+          <w:tcPr>
+            <w:tcW w:type="dxa" w:w="3860"/>
+            <w:tcBorders>
+              <w:top w:val="single" w:color="BFBFBF" w:sz="4"/>
+              <w:left w:val="single" w:color="BFBFBF" w:sz="4"/>
+              <w:bottom w:val="single" w:color="BFBFBF" w:sz="4"/>
+              <w:right w:val="single" w:color="BFBFBF" w:sz="4"/>
+            </w:tcBorders>
+            <w:tcMar>
+              <w:top w:type="dxa" w:w="60"/>
+              <w:left w:type="dxa" w:w="100"/>
+              <w:bottom w:type="dxa" w:w="60"/>
+              <w:right w:type="dxa" w:w="100"/>
+            </w:tcMar>
+          </w:tcPr>
+          <w:p>
+            <w:pPr>
+              <w:spacing w:after="0"/>
+            </w:pPr>
+            <w:r>
+              <w:rPr>
+                <w:b w:val="false"/>
+                <w:bCs w:val="false"/>
+                <w:sz w:val="19"/>
+                <w:szCs w:val="19"/>
+              </w:rPr>
+              <w:t xml:space="preserve">Reserve ignored the down payment (1.27 vs 0.32 months); replaced car costs were double-counted ($260/month)</w:t>
+            </w:r>
+          </w:p>
+        </w:tc>
+      </w:tr>
+      <w:tr>
+        <w:tc>
+          <w:tcPr>
+            <w:tcW w:type="dxa" w:w="1300"/>
+            <w:tcBorders>
+              <w:top w:val="single" w:color="BFBFBF" w:sz="4"/>
+              <w:left w:val="single" w:color="BFBFBF" w:sz="4"/>
+              <w:bottom w:val="single" w:color="BFBFBF" w:sz="4"/>
+              <w:right w:val="single" w:color="BFBFBF" w:sz="4"/>
+            </w:tcBorders>
+            <w:tcMar>
+              <w:top w:type="dxa" w:w="60"/>
+              <w:left w:type="dxa" w:w="100"/>
+              <w:bottom w:type="dxa" w:w="60"/>
+              <w:right w:type="dxa" w:w="100"/>
+            </w:tcMar>
+          </w:tcPr>
+          <w:p>
+            <w:pPr>
+              <w:spacing w:after="0"/>
+            </w:pPr>
+            <w:r>
+              <w:rPr>
+                <w:b w:val="false"/>
+                <w:bCs w:val="false"/>
+                <w:sz w:val="19"/>
+                <w:szCs w:val="19"/>
+              </w:rPr>
+              <w:t xml:space="preserve">CH-17, CH-18, CH-20</w:t>
+            </w:r>
+          </w:p>
+        </w:tc>
+        <w:tc>
+          <w:tcPr>
+            <w:tcW w:type="dxa" w:w="4200"/>
+            <w:tcBorders>
+              <w:top w:val="single" w:color="BFBFBF" w:sz="4"/>
+              <w:left w:val="single" w:color="BFBFBF" w:sz="4"/>
+              <w:bottom w:val="single" w:color="BFBFBF" w:sz="4"/>
+              <w:right w:val="single" w:color="BFBFBF" w:sz="4"/>
+            </w:tcBorders>
+            <w:tcMar>
+              <w:top w:type="dxa" w:w="60"/>
+              <w:left w:type="dxa" w:w="100"/>
+              <w:bottom w:type="dxa" w:w="60"/>
+              <w:right w:type="dxa" w:w="100"/>
+            </w:tcMar>
+          </w:tcPr>
+          <w:p>
+            <w:pPr>
+              <w:spacing w:after="0"/>
+            </w:pPr>
+            <w:r>
+              <w:rPr>
+                <w:b w:val="false"/>
+                <w:bCs w:val="false"/>
+                <w:sz w:val="19"/>
+                <w:szCs w:val="19"/>
+              </w:rPr>
+              <w:t xml:space="preserve">No assumed depreciation; flags v1.1; published REQUIRED_INPUTS map</w:t>
+            </w:r>
+          </w:p>
+        </w:tc>
+        <w:tc>
+          <w:tcPr>
+            <w:tcW w:type="dxa" w:w="3860"/>
+            <w:tcBorders>
+              <w:top w:val="single" w:color="BFBFBF" w:sz="4"/>
+              <w:left w:val="single" w:color="BFBFBF" w:sz="4"/>
+              <w:bottom w:val="single" w:color="BFBFBF" w:sz="4"/>
+              <w:right w:val="single" w:color="BFBFBF" w:sz="4"/>
+            </w:tcBorders>
+            <w:tcMar>
+              <w:top w:type="dxa" w:w="60"/>
+              <w:left w:type="dxa" w:w="100"/>
+              <w:bottom w:type="dxa" w:w="60"/>
+              <w:right w:type="dxa" w:w="100"/>
+            </w:tcMar>
+          </w:tcPr>
+          <w:p>
+            <w:pPr>
+              <w:spacing w:after="0"/>
+            </w:pPr>
+            <w:r>
+              <w:rPr>
+                <w:b w:val="false"/>
+                <w:bCs w:val="false"/>
+                <w:sz w:val="19"/>
+                <w:szCs w:val="19"/>
+              </w:rPr>
+              <w:t xml:space="preserve">An assumed curve fabricated timelines; one threshold lacked a source; Stage 1 needs one requirements source</w:t>
+            </w:r>
+          </w:p>
+        </w:tc>
+      </w:tr>
+    </w:tbl>
+    <w:p>
+      <w:pPr>
+        <w:spacing w:after="120"/>
+      </w:pPr>
+    </w:p>
+    <w:p>
+      <w:pPr>
+        <w:pStyle w:val="Heading1"/>
+        <w:spacing w:after="160" w:before="360"/>
+      </w:pPr>
+      <w:r>
         <w:t xml:space="preserve">1. Stage overview</w:t>
       </w:r>
     </w:p>
@@ -59,7 +675,7 @@
         <w:spacing w:after="120"/>
       </w:pPr>
       <w:r>
-        <w:t xml:space="preserve">Stage 3 is the single source of financial arithmetic: payment, amortization, totals, APR recomputation, loan-to-value, payment-to-income, debt-to-income, monthly residual before and after the loan, reserve months, and a negative-equity timeline. It is pure Python using the standard-library decimal module with explicit rounding, has no network or LLM dependency, and propagates missing and estimated statuses through every metric. Its formulas reproduce the CFPB published examples exactly (recomputed 2026-10-24).</w:t>
+        <w:t xml:space="preserve">Stage 3 is the single source of financial arithmetic. It resolves the loan principal and computes the payment, amortization, total of payments, finance charge and interest, total paid through the deal, APR recomputation, loan-to-value and negative equity at start, payment-to-income, DTI, monthly leftover before and after, savings after purchase, reserve months, and an equity timeline only from user estimates. It is pure Python using the decimal module with explicit rounding. It has no network or LLM dependency, propagates missing and estimated statuses, and publishes REQUIRED_INPUTS and month_net for the other stages. Reference figures were re-verified on 2026-10-24.</w:t>
       </w:r>
     </w:p>
     <w:p>
@@ -279,7 +895,7 @@
                 <w:sz w:val="19"/>
                 <w:szCs w:val="19"/>
               </w:rPr>
-              <w:t xml:space="preserve">Exact cents; reproducible; matches CFPB vectors; no float drift</w:t>
+              <w:t xml:space="preserve">Exact cents; reproduces CFPB vectors; no float drift</w:t>
             </w:r>
           </w:p>
         </w:tc>
@@ -343,7 +959,7 @@
                 <w:sz w:val="19"/>
                 <w:szCs w:val="19"/>
               </w:rPr>
-              <w:t xml:space="preserve">Pure functions and frozen dataclasses in engine/</w:t>
+              <w:t xml:space="preserve">Pure functions in engine/ (principal, loan, transaction, cashflow, ratios, equity, flags, requirements)</w:t>
             </w:r>
           </w:p>
         </w:tc>
@@ -374,7 +990,7 @@
                 <w:sz w:val="19"/>
                 <w:szCs w:val="19"/>
               </w:rPr>
-              <w:t xml:space="preserve">Importable by Stages 1, 2, 4, 5 without I/O or globals</w:t>
+              <w:t xml:space="preserve">Importable by Stages 1, 2, 4, 5 without I/O</w:t>
             </w:r>
           </w:p>
         </w:tc>
@@ -469,7 +1085,7 @@
                 <w:sz w:val="19"/>
                 <w:szCs w:val="19"/>
               </w:rPr>
-              <w:t xml:space="preserve">Thresholds and defaults with citations; served to the UI</w:t>
+              <w:t xml:space="preserve">Flags and assumptions with citations, served to the UI</w:t>
             </w:r>
           </w:p>
         </w:tc>
@@ -1156,7 +1772,7 @@
         <w:spacing w:after="60"/>
       </w:pPr>
       <w:r>
-        <w:t xml:space="preserve">F01 payment: L·r/(1−(1+r)^−n) with r = annual nominal rate/12, rounded once to cents; zero-rate branch L/n.</w:t>
+        <w:t xml:space="preserve">F00 principal: stated principal; else amount financed + prepaid finance charges; else amount financed with assumption a_pfc_zero and flag PFC_ASSUMED_ZERO.</w:t>
       </w:r>
     </w:p>
     <w:p>
@@ -1169,7 +1785,7 @@
         <w:spacing w:after="60"/>
       </w:pPr>
       <w:r>
-        <w:t xml:space="preserve">F01s schedule: per-month interest rounded to cents; final payment absorbs rounding; totals computed from the schedule.</w:t>
+        <w:t xml:space="preserve">F01 payment on the principal: P·r/(1−(1+r)^−n), r = contract rate/12, rounded once to cents; a difference from the disclosed payment above $1 raises PAYMENT_MISMATCH.</w:t>
       </w:r>
     </w:p>
     <w:p>
@@ -1182,7 +1798,7 @@
         <w:spacing w:after="60"/>
       </w:pPr>
       <w:r>
-        <w:t xml:space="preserve">F02–F04 totals: total of payments, total interest = total of payments − amount financed, total cost of purchase = total of payments + down payment + trade-in (CFPB worksheet rows K–P).</w:t>
+        <w:t xml:space="preserve">F01s schedule on the principal with per-line interest rounding; the final payment absorbs rounding. F02 total of payments from the schedule.</w:t>
       </w:r>
     </w:p>
     <w:p>
@@ -1195,7 +1811,7 @@
         <w:spacing w:after="60"/>
       </w:pPr>
       <w:r>
-        <w:t xml:space="preserve">F05 APR recomputation: bisection on the annuity present value with amount financed net of prepaid finance charges; precision far below the 1/8-point Reg Z tolerance.</w:t>
+        <w:t xml:space="preserve">F03 finance charge = total of payments − amount financed; F03i interest = total of payments − principal.</w:t>
       </w:r>
     </w:p>
     <w:p>
@@ -1208,7 +1824,7 @@
         <w:spacing w:after="60"/>
       </w:pPr>
       <w:r>
-        <w:t xml:space="preserve">F06–F11 ratios and cash-flow metrics; F12 negative-equity months from a user resale value or a labeled depreciation assumption.</w:t>
+        <w:t xml:space="preserve">F04 total paid through the deal = total of payments + cash down + prepaid charges paid in cash + positive trade-in equity, with a breakdown that shows any prior-loan balance rolled in.</w:t>
       </w:r>
     </w:p>
     <w:p>
@@ -1221,33 +1837,7 @@
         <w:spacing w:after="60"/>
       </w:pPr>
       <w:r>
-        <w:t xml:space="preserve">Flags: configurable thresholds with CFPB citations (term over 60 months, LTV over 100%, reserve under one month, add-ons financed, prepayment penalty); never a safe/unsafe verdict.</w:t>
-      </w:r>
-    </w:p>
-    <w:p>
-      <w:pPr>
-        <w:pStyle w:val="Heading1"/>
-        <w:spacing w:after="160" w:before="360"/>
-      </w:pPr>
-      <w:r>
-        <w:t xml:space="preserve">7. Data architecture</w:t>
-      </w:r>
-    </w:p>
-    <w:p>
-      <w:pPr>
-        <w:spacing w:after="120"/>
-      </w:pPr>
-      <w:r>
-        <w:t xml:space="preserve">Inputs are an immutable EngineInputs object built from the FinancialProfile and LoanOffer; output is a CalculationResult with per-metric value, status, formula id, missing inputs and assumption ids, plus the amortization schedule and flags. Results are stored as JSON inside the DecisionReport with calc_version.</w:t>
-      </w:r>
-    </w:p>
-    <w:p>
-      <w:pPr>
-        <w:pStyle w:val="Heading1"/>
-        <w:spacing w:after="160" w:before="360"/>
-      </w:pPr>
-      <w:r>
-        <w:t xml:space="preserve">8. Interface dependencies</w:t>
+        <w:t xml:space="preserve">F05 APR: bisection on amount financed = payment annuity value; outside the 1/8-point tolerance is a warning.</w:t>
       </w:r>
     </w:p>
     <w:p>
@@ -1260,7 +1850,7 @@
         <w:spacing w:after="60"/>
       </w:pPr>
       <w:r>
-        <w:t xml:space="preserve">Stage 1 calls compute in partial mode for sensitivity.</w:t>
+        <w:t xml:space="preserve">F13 savings after purchase subtracts cash leaving savings; F14 incremental vehicle costs = new costs − replaced costs; F08/F09 monthly leftover before and after (no default flexible spending); F10/F10b reserve months; F11 savings months of income.</w:t>
       </w:r>
     </w:p>
     <w:p>
@@ -1273,7 +1863,33 @@
         <w:spacing w:after="60"/>
       </w:pPr>
       <w:r>
-        <w:t xml:space="preserve">Stage 2 imports payment and solve_apr for document checks.</w:t>
+        <w:t xml:space="preserve">F12 equity timeline only from user value estimates. Flags v1.1: deficits, term over 60 months, negative equity at start, reserve under one month (informational), financed add-ons, prepayment penalty, payment mismatch, PFC assumed zero.</w:t>
+      </w:r>
+    </w:p>
+    <w:p>
+      <w:pPr>
+        <w:pStyle w:val="Heading1"/>
+        <w:spacing w:after="160" w:before="360"/>
+      </w:pPr>
+      <w:r>
+        <w:t xml:space="preserve">7. Data architecture</w:t>
+      </w:r>
+    </w:p>
+    <w:p>
+      <w:pPr>
+        <w:spacing w:after="120"/>
+      </w:pPr>
+      <w:r>
+        <w:t xml:space="preserve">Inputs: an immutable EngineInputs object built from the FinancialProfile (including debt items, down-payment source and vehicle replacement facts) and the LoanOffer (principal or amount financed with prepaid charges, rates, term, cash down, trade-in, itemization, disclosed values). Output: CalculationResult v1.1 with per-metric value, status, verification, formula id, missing inputs and assumption ids, plus the schedule, flags and the REQUIRED_INPUTS echo.</w:t>
+      </w:r>
+    </w:p>
+    <w:p>
+      <w:pPr>
+        <w:pStyle w:val="Heading1"/>
+        <w:spacing w:after="160" w:before="360"/>
+      </w:pPr>
+      <w:r>
+        <w:t xml:space="preserve">8. Interface dependencies</w:t>
       </w:r>
     </w:p>
     <w:p>
@@ -1286,7 +1902,7 @@
         <w:spacing w:after="60"/>
       </w:pPr>
       <w:r>
-        <w:t xml:space="preserve">Stage 4 reuses the monthly cash-flow function; Stage 5 re-runs compute per alternative.</w:t>
+        <w:t xml:space="preserve">Stage 1 reads REQUIRED_INPUTS for readiness.</w:t>
       </w:r>
     </w:p>
     <w:p>
@@ -1299,7 +1915,46 @@
         <w:spacing w:after="60"/>
       </w:pPr>
       <w:r>
-        <w:t xml:space="preserve">Stage 6 renders formula ids, flags and citations.</w:t>
+        <w:t xml:space="preserve">Stage 2 imports F00, F01 and F05 for document checks.</w:t>
+      </w:r>
+    </w:p>
+    <w:p>
+      <w:pPr>
+        <w:pStyle w:val="ListParagraph"/>
+        <w:numPr>
+          <w:ilvl w:val="0"/>
+          <w:numId w:val="2"/>
+        </w:numPr>
+        <w:spacing w:after="60"/>
+      </w:pPr>
+      <w:r>
+        <w:t xml:space="preserve">Stage 4 calls month_net(t) per month and starts the with-offer run from F13.</w:t>
+      </w:r>
+    </w:p>
+    <w:p>
+      <w:pPr>
+        <w:pStyle w:val="ListParagraph"/>
+        <w:numPr>
+          <w:ilvl w:val="0"/>
+          <w:numId w:val="2"/>
+        </w:numPr>
+        <w:spacing w:after="60"/>
+      </w:pPr>
+      <w:r>
+        <w:t xml:space="preserve">Stage 5 re-runs the engine per alternative, including F13.</w:t>
+      </w:r>
+    </w:p>
+    <w:p>
+      <w:pPr>
+        <w:pStyle w:val="ListParagraph"/>
+        <w:numPr>
+          <w:ilvl w:val="0"/>
+          <w:numId w:val="2"/>
+        </w:numPr>
+        <w:spacing w:after="60"/>
+      </w:pPr>
+      <w:r>
+        <w:t xml:space="preserve">Stage 6 renders formula ids, flags, the breakdown and claim values.</w:t>
       </w:r>
     </w:p>
     <w:p>
@@ -1491,7 +2146,7 @@
                 <w:sz w:val="19"/>
                 <w:szCs w:val="19"/>
               </w:rPr>
-              <w:t xml:space="preserve">float + numpy-financial</w:t>
+              <w:t xml:space="preserve">Use the disclosed payment only (no computation)</w:t>
             </w:r>
           </w:p>
         </w:tc>
@@ -1522,7 +2177,7 @@
                 <w:sz w:val="19"/>
                 <w:szCs w:val="19"/>
               </w:rPr>
-              <w:t xml:space="preserve">4.00</w:t>
+              <w:t xml:space="preserve">—</w:t>
             </w:r>
           </w:p>
         </w:tc>
@@ -1553,7 +2208,7 @@
                 <w:sz w:val="19"/>
                 <w:szCs w:val="19"/>
               </w:rPr>
-              <w:t xml:space="preserve">Cent drift and display rounding ambiguity; unnecessary dependency</w:t>
+              <w:t xml:space="preserve">No counterfactuals and no check on extraction (audit)</w:t>
             </w:r>
           </w:p>
         </w:tc>
@@ -1586,7 +2241,7 @@
                 <w:sz w:val="19"/>
                 <w:szCs w:val="19"/>
               </w:rPr>
-              <w:t xml:space="preserve">TypeScript engine with decimal.js</w:t>
+              <w:t xml:space="preserve">float + numpy-financial</w:t>
             </w:r>
           </w:p>
         </w:tc>
@@ -1617,7 +2272,7 @@
                 <w:sz w:val="19"/>
                 <w:szCs w:val="19"/>
               </w:rPr>
-              <w:t xml:space="preserve">3.60</w:t>
+              <w:t xml:space="preserve">4.00</w:t>
             </w:r>
           </w:p>
         </w:tc>
@@ -1648,7 +2303,7 @@
                 <w:sz w:val="19"/>
                 <w:szCs w:val="19"/>
               </w:rPr>
-              <w:t xml:space="preserve">Splits the engine from the Python stages that must call it</w:t>
+              <w:t xml:space="preserve">Cent drift and rounding ambiguity; unnecessary dependency</w:t>
             </w:r>
           </w:p>
         </w:tc>
@@ -1681,7 +2336,7 @@
                 <w:sz w:val="19"/>
                 <w:szCs w:val="19"/>
               </w:rPr>
-              <w:t xml:space="preserve">External financial API or spreadsheet engine</w:t>
+              <w:t xml:space="preserve">TypeScript engine with decimal.js</w:t>
             </w:r>
           </w:p>
         </w:tc>
@@ -1712,7 +2367,7 @@
                 <w:sz w:val="19"/>
                 <w:szCs w:val="19"/>
               </w:rPr>
-              <w:t xml:space="preserve">2.40</w:t>
+              <w:t xml:space="preserve">3.60</w:t>
             </w:r>
           </w:p>
         </w:tc>
@@ -1743,7 +2398,7 @@
                 <w:sz w:val="19"/>
                 <w:szCs w:val="19"/>
               </w:rPr>
-              <w:t xml:space="preserve">Network dependency, opacity, cost</w:t>
+              <w:t xml:space="preserve">Splits the engine from the Python stages that must call it</w:t>
             </w:r>
           </w:p>
         </w:tc>
@@ -1776,7 +2431,7 @@
                 <w:sz w:val="19"/>
                 <w:szCs w:val="19"/>
               </w:rPr>
-              <w:t xml:space="preserve">Python decimal pure functions (selected)</w:t>
+              <w:t xml:space="preserve">Python decimal pure functions, principal-based (selected, v1.1)</w:t>
             </w:r>
           </w:p>
         </w:tc>
@@ -2232,7 +2887,7 @@
                 <w:sz w:val="19"/>
                 <w:szCs w:val="19"/>
               </w:rPr>
-              <w:t xml:space="preserve">F01–F11, flags, config, partial compute, CFPB vector tests</w:t>
+              <w:t xml:space="preserve">F00–F14, flags v1.1, REQUIRED_INPUTS, reference and transaction tests</w:t>
             </w:r>
           </w:p>
         </w:tc>
@@ -2294,7 +2949,7 @@
                 <w:sz w:val="19"/>
                 <w:szCs w:val="19"/>
               </w:rPr>
-              <w:t xml:space="preserve">Engine powers the vertical slice</w:t>
+              <w:t xml:space="preserve">Engine powers the vertical slice with corrected math</w:t>
             </w:r>
           </w:p>
         </w:tc>
@@ -2327,7 +2982,7 @@
                 <w:sz w:val="19"/>
                 <w:szCs w:val="19"/>
               </w:rPr>
-              <w:t xml:space="preserve">F12 value curve (decision Q-2), property tests, golden files</w:t>
+              <w:t xml:space="preserve">month_net(t), golden files, property tests</w:t>
             </w:r>
           </w:p>
         </w:tc>
@@ -2389,7 +3044,7 @@
                 <w:sz w:val="19"/>
                 <w:szCs w:val="19"/>
               </w:rPr>
-              <w:t xml:space="preserve">Negative-equity timeline; reproducibility pinned</w:t>
+              <w:t xml:space="preserve">Scenario and alternative stages build on one arithmetic source</w:t>
             </w:r>
           </w:p>
         </w:tc>
@@ -2422,7 +3077,7 @@
                 <w:sz w:val="19"/>
                 <w:szCs w:val="19"/>
               </w:rPr>
-              <w:t xml:space="preserve">Performance measurement, independent spreadsheet cross-check</w:t>
+              <w:t xml:space="preserve">Performance measurement; spreadsheet cross-check</w:t>
             </w:r>
           </w:p>
         </w:tc>
@@ -2484,7 +3139,7 @@
                 <w:sz w:val="19"/>
                 <w:szCs w:val="19"/>
               </w:rPr>
-              <w:t xml:space="preserve">Acceptance tests A-07, A-08 green</w:t>
+              <w:t xml:space="preserve">A-07r, A-24, A-28 to A-32 green</w:t>
             </w:r>
           </w:p>
         </w:tc>
@@ -2514,7 +3169,7 @@
         <w:spacing w:after="60"/>
       </w:pPr>
       <w:r>
-        <w:t xml:space="preserve">External reference vectors: CFPB en-753 term table and the auto-loan worksheet example (exact to cents).</w:t>
+        <w:t xml:space="preserve">CFPB en-753 table and worksheet (no prepaid charges): exact to cents.</w:t>
       </w:r>
     </w:p>
     <w:p>
@@ -2527,7 +3182,7 @@
         <w:spacing w:after="60"/>
       </w:pPr>
       <w:r>
-        <w:t xml:space="preserve">Property tests: schedule ends at zero; principal sums to the amount financed; monotone relations between term, payment and interest.</w:t>
+        <w:t xml:space="preserve">Reg Z principal example: $20,000 note, $500 financed prepaid charge, 4.75%/60 gives $375.14, $22,508.29, finance charge $3,008.29, interest $2,508.29, APR 5.796%.</w:t>
       </w:r>
     </w:p>
     <w:p>
@@ -2540,7 +3195,7 @@
         <w:spacing w:after="60"/>
       </w:pPr>
       <w:r>
-        <w:t xml:space="preserve">Golden JSON fixtures pinned byte-for-byte; any change requires a calc_version bump.</w:t>
+        <w:t xml:space="preserve">Trade-in, savings-after-purchase, replacement-netting, no-fabricated-timeline and deficit fixtures (A-28 to A-32).</w:t>
       </w:r>
     </w:p>
     <w:p>
@@ -2553,7 +3208,7 @@
         <w:spacing w:after="60"/>
       </w:pPr>
       <w:r>
-        <w:t xml:space="preserve">Independent spreadsheet PMT cross-check by a second developer for five cases.</w:t>
+        <w:t xml:space="preserve">Property tests and golden files pinned per calc_version.</w:t>
       </w:r>
     </w:p>
     <w:p>
@@ -2570,7 +3225,7 @@
         <w:spacing w:after="120"/>
       </w:pPr>
       <w:r>
-        <w:t xml:space="preserve">Build the engine first and test it against the CFPB figures before anything else; it is the foundation every other stage calls and the strongest evidence of correctness the team can show judges.</w:t>
+        <w:t xml:space="preserve">Build the engine first and test it against the CFPB vectors and the Reg Z principal example before anything else. The v1.0 formulas understated borrowing cost whenever fees were financed and mishandled trade-ins, down payments and replaced vehicles. The corrected engine is both the foundation every stage calls and the strongest evidence of correctness the team can show judges.</w:t>
       </w:r>
     </w:p>
     <w:sectPr>
